--- a/Coding 2 - year/Unit 4 - File IO & Data Processing/Daily Lesson Plans/Word/Day 18.docx
+++ b/Coding 2 - year/Unit 4 - File IO & Data Processing/Daily Lesson Plans/Word/Day 18.docx
@@ -50,12 +50,15 @@
               </w:rPr>
               <w:t xml:space="preserve">Coding II — Full Year</w:t>
             </w:r>
-          </w:p>
-          <w:p>
-            <w:pPr>
-              <w:spacing w:before="40"/>
-              <w:jc w:val="center"/>
-            </w:pPr>
+            <w:r>
+              <w:rPr>
+                <w:rFonts w:ascii="Arial" w:cs="Arial" w:eastAsia="Arial" w:hAnsi="Arial"/>
+                <w:sz w:val="16"/>
+                <w:szCs w:val="16"/>
+              </w:rPr>
+              <w:br/>
+              <w:t xml:space="preserve"/>
+            </w:r>
             <w:r>
               <w:rPr>
                 <w:rFonts w:ascii="Arial" w:cs="Arial" w:eastAsia="Arial" w:hAnsi="Arial"/>
@@ -83,7 +86,7 @@
           <w:rFonts w:ascii="Arial" w:cs="Arial" w:eastAsia="Arial" w:hAnsi="Arial"/>
           <w:b/>
           <w:bCs/>
-          <w:color w:val="0D3B1F"/>
+          <w:color w:val="1B7A4A"/>
           <w:sz w:val="32"/>
           <w:szCs w:val="32"/>
         </w:rPr>
@@ -261,9 +264,9 @@
               <w:right w:val="single" w:color="CCCCCC" w:sz="1"/>
             </w:tcBorders>
             <w:tcMar>
-              <w:top w:type="dxa" w:w="60"/>
+              <w:top w:type="dxa" w:w="80"/>
               <w:left w:type="dxa" w:w="120"/>
-              <w:bottom w:type="dxa" w:w="60"/>
+              <w:bottom w:type="dxa" w:w="80"/>
               <w:right w:type="dxa" w:w="120"/>
             </w:tcMar>
           </w:tcPr>
@@ -290,20 +293,213 @@
               <w:right w:val="single" w:color="CCCCCC" w:sz="1"/>
             </w:tcBorders>
             <w:tcMar>
-              <w:top w:type="dxa" w:w="60"/>
+              <w:top w:type="dxa" w:w="80"/>
               <w:left w:type="dxa" w:w="120"/>
-              <w:bottom w:type="dxa" w:w="60"/>
+              <w:bottom w:type="dxa" w:w="80"/>
               <w:right w:type="dxa" w:w="120"/>
             </w:tcMar>
           </w:tcPr>
           <w:p>
-            <w:r>
-              <w:rPr>
-                <w:rFonts w:ascii="Arial" w:cs="Arial" w:eastAsia="Arial" w:hAnsi="Arial"/>
-                <w:sz w:val="20"/>
-                <w:szCs w:val="20"/>
+            <w:pPr>
+              <w:spacing w:after="80" w:before="80"/>
+            </w:pPr>
+            <w:r>
+              <w:rPr>
+                <w:rFonts w:ascii="Arial" w:cs="Arial" w:eastAsia="Arial" w:hAnsi="Arial"/>
+                <w:b/>
+                <w:bCs/>
+                <w:i w:val="false"/>
+                <w:iCs w:val="false"/>
+                <w:color w:val="000000"/>
+                <w:sz w:val="22"/>
+                <w:szCs w:val="22"/>
               </w:rPr>
               <w:t xml:space="preserve">Bell Ringer / Review</w:t>
+            </w:r>
+            <w:r>
+              <w:rPr>
+                <w:rFonts w:ascii="Arial" w:cs="Arial" w:eastAsia="Arial" w:hAnsi="Arial"/>
+                <w:sz w:val="20"/>
+                <w:szCs w:val="20"/>
+              </w:rPr>
+              <w:br/>
+              <w:t xml:space="preserve"/>
+            </w:r>
+            <w:r>
+              <w:rPr>
+                <w:rFonts w:ascii="Arial" w:cs="Arial" w:eastAsia="Arial" w:hAnsi="Arial"/>
+                <w:sz w:val="20"/>
+                <w:szCs w:val="20"/>
+              </w:rPr>
+              <w:br/>
+              <w:t xml:space="preserve"/>
+            </w:r>
+            <w:r>
+              <w:rPr>
+                <w:rFonts w:ascii="Arial" w:cs="Arial" w:eastAsia="Arial" w:hAnsi="Arial"/>
+                <w:b/>
+                <w:bCs/>
+                <w:i w:val="false"/>
+                <w:iCs w:val="false"/>
+                <w:color w:val="000000"/>
+                <w:sz w:val="20"/>
+                <w:szCs w:val="20"/>
+              </w:rPr>
+              <w:t xml:space="preserve">Quick Write </w:t>
+            </w:r>
+            <w:r>
+              <w:rPr>
+                <w:rFonts w:ascii="Arial" w:cs="Arial" w:eastAsia="Arial" w:hAnsi="Arial"/>
+                <w:b w:val="false"/>
+                <w:bCs w:val="false"/>
+                <w:i w:val="false"/>
+                <w:iCs w:val="false"/>
+                <w:color w:val="000000"/>
+                <w:sz w:val="20"/>
+                <w:szCs w:val="20"/>
+              </w:rPr>
+              <w:t xml:space="preserve">(3 min — written or verbal):</w:t>
+            </w:r>
+            <w:r>
+              <w:rPr>
+                <w:rFonts w:ascii="Arial" w:cs="Arial" w:eastAsia="Arial" w:hAnsi="Arial"/>
+                <w:sz w:val="20"/>
+                <w:szCs w:val="20"/>
+              </w:rPr>
+              <w:br/>
+              <w:t xml:space="preserve"/>
+            </w:r>
+            <w:r>
+              <w:rPr>
+                <w:rFonts w:ascii="Arial" w:cs="Arial" w:eastAsia="Arial" w:hAnsi="Arial"/>
+                <w:b w:val="false"/>
+                <w:bCs w:val="false"/>
+                <w:i w:val="false"/>
+                <w:iCs w:val="false"/>
+                <w:color w:val="000000"/>
+                <w:sz w:val="20"/>
+                <w:szCs w:val="20"/>
+              </w:rPr>
+              <w:t xml:space="preserve">    In your own words: Access, manipulate, and process complex nested JSON structures?</w:t>
+            </w:r>
+            <w:r>
+              <w:rPr>
+                <w:rFonts w:ascii="Arial" w:cs="Arial" w:eastAsia="Arial" w:hAnsi="Arial"/>
+                <w:sz w:val="20"/>
+                <w:szCs w:val="20"/>
+              </w:rPr>
+              <w:br/>
+              <w:t xml:space="preserve"/>
+            </w:r>
+            <w:r>
+              <w:rPr>
+                <w:rFonts w:ascii="Arial" w:cs="Arial" w:eastAsia="Arial" w:hAnsi="Arial"/>
+                <w:sz w:val="20"/>
+                <w:szCs w:val="20"/>
+              </w:rPr>
+              <w:br/>
+              <w:t xml:space="preserve"/>
+            </w:r>
+            <w:r>
+              <w:rPr>
+                <w:rFonts w:ascii="Arial" w:cs="Arial" w:eastAsia="Arial" w:hAnsi="Arial"/>
+                <w:b/>
+                <w:bCs/>
+                <w:i w:val="false"/>
+                <w:iCs w:val="false"/>
+                <w:color w:val="000000"/>
+                <w:sz w:val="20"/>
+                <w:szCs w:val="20"/>
+              </w:rPr>
+              <w:t xml:space="preserve">Vocabulary Preview — </w:t>
+            </w:r>
+            <w:r>
+              <w:rPr>
+                <w:rFonts w:ascii="Arial" w:cs="Arial" w:eastAsia="Arial" w:hAnsi="Arial"/>
+                <w:b w:val="false"/>
+                <w:bCs w:val="false"/>
+                <w:i w:val="false"/>
+                <w:iCs w:val="false"/>
+                <w:color w:val="000000"/>
+                <w:sz w:val="20"/>
+                <w:szCs w:val="20"/>
+              </w:rPr>
+              <w:t xml:space="preserve">terms we'll use today:</w:t>
+            </w:r>
+            <w:r>
+              <w:rPr>
+                <w:rFonts w:ascii="Arial" w:cs="Arial" w:eastAsia="Arial" w:hAnsi="Arial"/>
+                <w:sz w:val="20"/>
+                <w:szCs w:val="20"/>
+              </w:rPr>
+              <w:br/>
+              <w:t xml:space="preserve"/>
+            </w:r>
+            <w:r>
+              <w:rPr>
+                <w:rFonts w:ascii="Arial" w:cs="Arial" w:eastAsia="Arial" w:hAnsi="Arial"/>
+                <w:b w:val="false"/>
+                <w:bCs w:val="false"/>
+                <w:i w:val="false"/>
+                <w:iCs w:val="false"/>
+                <w:color w:val="000000"/>
+                <w:sz w:val="20"/>
+                <w:szCs w:val="20"/>
+              </w:rPr>
+              <w:t xml:space="preserve">    • Nested JSON   •   Multi-level access   •   Iterating through nested data   •   Modifying nested data   •   Flattening data</w:t>
+            </w:r>
+            <w:r>
+              <w:rPr>
+                <w:rFonts w:ascii="Arial" w:cs="Arial" w:eastAsia="Arial" w:hAnsi="Arial"/>
+                <w:sz w:val="20"/>
+                <w:szCs w:val="20"/>
+              </w:rPr>
+              <w:br/>
+              <w:t xml:space="preserve"/>
+            </w:r>
+            <w:r>
+              <w:rPr>
+                <w:rFonts w:ascii="Arial" w:cs="Arial" w:eastAsia="Arial" w:hAnsi="Arial"/>
+                <w:sz w:val="20"/>
+                <w:szCs w:val="20"/>
+              </w:rPr>
+              <w:br/>
+              <w:t xml:space="preserve"/>
+            </w:r>
+            <w:r>
+              <w:rPr>
+                <w:rFonts w:ascii="Arial" w:cs="Arial" w:eastAsia="Arial" w:hAnsi="Arial"/>
+                <w:b w:val="false"/>
+                <w:bCs w:val="false"/>
+                <w:i/>
+                <w:iCs/>
+                <w:color w:val="444444"/>
+                <w:sz w:val="20"/>
+                <w:szCs w:val="20"/>
+              </w:rPr>
+              <w:t xml:space="preserve">Today's Goal: By the end of class you will be able to access, manipulate, and process complex nested JSON structures.</w:t>
+            </w:r>
+            <w:r>
+              <w:rPr>
+                <w:rFonts w:ascii="Arial" w:cs="Arial" w:eastAsia="Arial" w:hAnsi="Arial"/>
+                <w:sz w:val="20"/>
+                <w:szCs w:val="20"/>
+              </w:rPr>
+              <w:br/>
+              <w:t xml:space="preserve"/>
+            </w:r>
+            <w:r>
+              <w:rPr>
+                <w:rFonts w:ascii="Arial" w:cs="Arial" w:eastAsia="Arial" w:hAnsi="Arial"/>
+                <w:b w:val="false"/>
+                <w:bCs w:val="false"/>
+                <w:i/>
+                <w:iCs/>
+                <w:color w:val="555555"/>
+                <w:sz w:val="20"/>
+                <w:szCs w:val="20"/>
+              </w:rPr>
+              <w:t xml:space="preserve">→ Pair-share your response, then 2–3 students share with the class.</w:t>
             </w:r>
           </w:p>
         </w:tc>
@@ -319,9 +515,9 @@
               <w:right w:val="single" w:color="CCCCCC" w:sz="1"/>
             </w:tcBorders>
             <w:tcMar>
-              <w:top w:type="dxa" w:w="60"/>
+              <w:top w:type="dxa" w:w="80"/>
               <w:left w:type="dxa" w:w="120"/>
-              <w:bottom w:type="dxa" w:w="60"/>
+              <w:bottom w:type="dxa" w:w="80"/>
               <w:right w:type="dxa" w:w="120"/>
             </w:tcMar>
           </w:tcPr>
@@ -348,20 +544,261 @@
               <w:right w:val="single" w:color="CCCCCC" w:sz="1"/>
             </w:tcBorders>
             <w:tcMar>
-              <w:top w:type="dxa" w:w="60"/>
+              <w:top w:type="dxa" w:w="80"/>
               <w:left w:type="dxa" w:w="120"/>
-              <w:bottom w:type="dxa" w:w="60"/>
+              <w:bottom w:type="dxa" w:w="80"/>
               <w:right w:type="dxa" w:w="120"/>
             </w:tcMar>
           </w:tcPr>
           <w:p>
-            <w:r>
-              <w:rPr>
-                <w:rFonts w:ascii="Arial" w:cs="Arial" w:eastAsia="Arial" w:hAnsi="Arial"/>
-                <w:sz w:val="20"/>
-                <w:szCs w:val="20"/>
-              </w:rPr>
-              <w:t xml:space="preserve">Mini Lesson: Working with Nested JSON Data</w:t>
+            <w:pPr>
+              <w:spacing w:after="80" w:before="80"/>
+            </w:pPr>
+            <w:r>
+              <w:rPr>
+                <w:rFonts w:ascii="Arial" w:cs="Arial" w:eastAsia="Arial" w:hAnsi="Arial"/>
+                <w:b/>
+                <w:bCs/>
+                <w:i w:val="false"/>
+                <w:iCs w:val="false"/>
+                <w:color w:val="000000"/>
+                <w:sz w:val="22"/>
+                <w:szCs w:val="22"/>
+              </w:rPr>
+              <w:t xml:space="preserve">Mini Lesson: </w:t>
+            </w:r>
+            <w:r>
+              <w:rPr>
+                <w:rFonts w:ascii="Arial" w:cs="Arial" w:eastAsia="Arial" w:hAnsi="Arial"/>
+                <w:b w:val="false"/>
+                <w:bCs w:val="false"/>
+                <w:i w:val="false"/>
+                <w:iCs w:val="false"/>
+                <w:color w:val="000000"/>
+                <w:sz w:val="22"/>
+                <w:szCs w:val="22"/>
+              </w:rPr>
+              <w:t xml:space="preserve">Working with Nested JSON Data</w:t>
+            </w:r>
+            <w:r>
+              <w:rPr>
+                <w:rFonts w:ascii="Arial" w:cs="Arial" w:eastAsia="Arial" w:hAnsi="Arial"/>
+                <w:sz w:val="20"/>
+                <w:szCs w:val="20"/>
+              </w:rPr>
+              <w:br/>
+              <w:t xml:space="preserve"/>
+            </w:r>
+            <w:r>
+              <w:rPr>
+                <w:rFonts w:ascii="Arial" w:cs="Arial" w:eastAsia="Arial" w:hAnsi="Arial"/>
+                <w:sz w:val="20"/>
+                <w:szCs w:val="20"/>
+              </w:rPr>
+              <w:br/>
+              <w:t xml:space="preserve"/>
+            </w:r>
+            <w:r>
+              <w:rPr>
+                <w:rFonts w:ascii="Arial" w:cs="Arial" w:eastAsia="Arial" w:hAnsi="Arial"/>
+                <w:b/>
+                <w:bCs/>
+                <w:i/>
+                <w:iCs/>
+                <w:color w:val="000000"/>
+                <w:sz w:val="20"/>
+                <w:szCs w:val="20"/>
+              </w:rPr>
+              <w:t xml:space="preserve">Learning Target: </w:t>
+            </w:r>
+            <w:r>
+              <w:rPr>
+                <w:rFonts w:ascii="Arial" w:cs="Arial" w:eastAsia="Arial" w:hAnsi="Arial"/>
+                <w:b w:val="false"/>
+                <w:bCs w:val="false"/>
+                <w:i/>
+                <w:iCs/>
+                <w:color w:val="333333"/>
+                <w:sz w:val="20"/>
+                <w:szCs w:val="20"/>
+              </w:rPr>
+              <w:t xml:space="preserve">I can access, manipulate, and process complex nested JSON structures.</w:t>
+            </w:r>
+            <w:r>
+              <w:rPr>
+                <w:rFonts w:ascii="Arial" w:cs="Arial" w:eastAsia="Arial" w:hAnsi="Arial"/>
+                <w:sz w:val="20"/>
+                <w:szCs w:val="20"/>
+              </w:rPr>
+              <w:br/>
+              <w:t xml:space="preserve"/>
+            </w:r>
+            <w:r>
+              <w:rPr>
+                <w:rFonts w:ascii="Arial" w:cs="Arial" w:eastAsia="Arial" w:hAnsi="Arial"/>
+                <w:sz w:val="20"/>
+                <w:szCs w:val="20"/>
+              </w:rPr>
+              <w:br/>
+              <w:t xml:space="preserve"/>
+            </w:r>
+            <w:r>
+              <w:rPr>
+                <w:rFonts w:ascii="Arial" w:cs="Arial" w:eastAsia="Arial" w:hAnsi="Arial"/>
+                <w:b w:val="false"/>
+                <w:bCs w:val="false"/>
+                <w:i w:val="false"/>
+                <w:iCs w:val="false"/>
+                <w:color w:val="000000"/>
+                <w:sz w:val="20"/>
+                <w:szCs w:val="20"/>
+              </w:rPr>
+              <w:t xml:space="preserve">Nested JSON: JSON objects and arrays contained within other objects/arrays, creating hierarchical data.</w:t>
+            </w:r>
+            <w:r>
+              <w:rPr>
+                <w:rFonts w:ascii="Arial" w:cs="Arial" w:eastAsia="Arial" w:hAnsi="Arial"/>
+                <w:sz w:val="20"/>
+                <w:szCs w:val="20"/>
+              </w:rPr>
+              <w:br/>
+              <w:t xml:space="preserve"/>
+            </w:r>
+            <w:r>
+              <w:rPr>
+                <w:rFonts w:ascii="Arial" w:cs="Arial" w:eastAsia="Arial" w:hAnsi="Arial"/>
+                <w:b w:val="false"/>
+                <w:bCs w:val="false"/>
+                <w:i w:val="false"/>
+                <w:iCs w:val="false"/>
+                <w:color w:val="000000"/>
+                <w:sz w:val="20"/>
+                <w:szCs w:val="20"/>
+              </w:rPr>
+              <w:t xml:space="preserve">Multi-level access: Using bracket/dot notation multiple times: data['key']['subkey'][0]['field'].</w:t>
+            </w:r>
+            <w:r>
+              <w:rPr>
+                <w:rFonts w:ascii="Arial" w:cs="Arial" w:eastAsia="Arial" w:hAnsi="Arial"/>
+                <w:sz w:val="20"/>
+                <w:szCs w:val="20"/>
+              </w:rPr>
+              <w:br/>
+              <w:t xml:space="preserve"/>
+            </w:r>
+            <w:r>
+              <w:rPr>
+                <w:rFonts w:ascii="Arial" w:cs="Arial" w:eastAsia="Arial" w:hAnsi="Arial"/>
+                <w:sz w:val="20"/>
+                <w:szCs w:val="20"/>
+              </w:rPr>
+              <w:br/>
+              <w:t xml:space="preserve"/>
+            </w:r>
+            <w:r>
+              <w:rPr>
+                <w:rFonts w:ascii="Arial" w:cs="Arial" w:eastAsia="Arial" w:hAnsi="Arial"/>
+                <w:b/>
+                <w:bCs/>
+                <w:i w:val="false"/>
+                <w:iCs w:val="false"/>
+                <w:color w:val="000000"/>
+                <w:sz w:val="20"/>
+                <w:szCs w:val="20"/>
+              </w:rPr>
+              <w:t xml:space="preserve">Vocabulary: </w:t>
+            </w:r>
+            <w:r>
+              <w:rPr>
+                <w:rFonts w:ascii="Arial" w:cs="Arial" w:eastAsia="Arial" w:hAnsi="Arial"/>
+                <w:b w:val="false"/>
+                <w:bCs w:val="false"/>
+                <w:i w:val="false"/>
+                <w:iCs w:val="false"/>
+                <w:color w:val="000000"/>
+                <w:sz w:val="20"/>
+                <w:szCs w:val="20"/>
+              </w:rPr>
+              <w:t xml:space="preserve">Nested JSON, Multi-level access, Iterating through nested data, Modifying nested data, Flattening data</w:t>
+            </w:r>
+            <w:r>
+              <w:rPr>
+                <w:rFonts w:ascii="Arial" w:cs="Arial" w:eastAsia="Arial" w:hAnsi="Arial"/>
+                <w:sz w:val="20"/>
+                <w:szCs w:val="20"/>
+              </w:rPr>
+              <w:br/>
+              <w:t xml:space="preserve"/>
+            </w:r>
+            <w:r>
+              <w:rPr>
+                <w:rFonts w:ascii="Arial" w:cs="Arial" w:eastAsia="Arial" w:hAnsi="Arial"/>
+                <w:sz w:val="20"/>
+                <w:szCs w:val="20"/>
+              </w:rPr>
+              <w:br/>
+              <w:t xml:space="preserve"/>
+            </w:r>
+            <w:r>
+              <w:rPr>
+                <w:rFonts w:ascii="Arial" w:cs="Arial" w:eastAsia="Arial" w:hAnsi="Arial"/>
+                <w:b/>
+                <w:bCs/>
+                <w:i/>
+                <w:iCs/>
+                <w:color w:val="555555"/>
+                <w:sz w:val="20"/>
+                <w:szCs w:val="20"/>
+              </w:rPr>
+              <w:t xml:space="preserve">→ Live Demo — </w:t>
+            </w:r>
+            <w:r>
+              <w:rPr>
+                <w:rFonts w:ascii="Arial" w:cs="Arial" w:eastAsia="Arial" w:hAnsi="Arial"/>
+                <w:b w:val="false"/>
+                <w:bCs w:val="false"/>
+                <w:i/>
+                <w:iCs/>
+                <w:color w:val="555555"/>
+                <w:sz w:val="20"/>
+                <w:szCs w:val="20"/>
+              </w:rPr>
+              <w:t xml:space="preserve">type examples as students follow along in their own editor.</w:t>
+            </w:r>
+            <w:r>
+              <w:rPr>
+                <w:rFonts w:ascii="Arial" w:cs="Arial" w:eastAsia="Arial" w:hAnsi="Arial"/>
+                <w:sz w:val="20"/>
+                <w:szCs w:val="20"/>
+              </w:rPr>
+              <w:br/>
+              <w:t xml:space="preserve"/>
+            </w:r>
+            <w:r>
+              <w:rPr>
+                <w:rFonts w:ascii="Arial" w:cs="Arial" w:eastAsia="Arial" w:hAnsi="Arial"/>
+                <w:b/>
+                <w:bCs/>
+                <w:i/>
+                <w:iCs/>
+                <w:color w:val="555555"/>
+                <w:sz w:val="20"/>
+                <w:szCs w:val="20"/>
+              </w:rPr>
+              <w:t xml:space="preserve">→ Check for Understanding: </w:t>
+            </w:r>
+            <w:r>
+              <w:rPr>
+                <w:rFonts w:ascii="Arial" w:cs="Arial" w:eastAsia="Arial" w:hAnsi="Arial"/>
+                <w:b w:val="false"/>
+                <w:bCs w:val="false"/>
+                <w:i/>
+                <w:iCs/>
+                <w:color w:val="555555"/>
+                <w:sz w:val="20"/>
+                <w:szCs w:val="20"/>
+              </w:rPr>
+              <w:t xml:space="preserve">pause and cold-call: “Can someone explain what we just did in their own words?”</w:t>
             </w:r>
           </w:p>
         </w:tc>
@@ -377,9 +814,9 @@
               <w:right w:val="single" w:color="CCCCCC" w:sz="1"/>
             </w:tcBorders>
             <w:tcMar>
-              <w:top w:type="dxa" w:w="60"/>
+              <w:top w:type="dxa" w:w="80"/>
               <w:left w:type="dxa" w:w="120"/>
-              <w:bottom w:type="dxa" w:w="60"/>
+              <w:bottom w:type="dxa" w:w="80"/>
               <w:right w:type="dxa" w:w="120"/>
             </w:tcMar>
           </w:tcPr>
@@ -406,20 +843,90 @@
               <w:right w:val="single" w:color="CCCCCC" w:sz="1"/>
             </w:tcBorders>
             <w:tcMar>
-              <w:top w:type="dxa" w:w="60"/>
+              <w:top w:type="dxa" w:w="80"/>
               <w:left w:type="dxa" w:w="120"/>
-              <w:bottom w:type="dxa" w:w="60"/>
+              <w:bottom w:type="dxa" w:w="80"/>
               <w:right w:type="dxa" w:w="120"/>
             </w:tcMar>
           </w:tcPr>
           <w:p>
-            <w:r>
-              <w:rPr>
-                <w:rFonts w:ascii="Arial" w:cs="Arial" w:eastAsia="Arial" w:hAnsi="Arial"/>
-                <w:sz w:val="20"/>
-                <w:szCs w:val="20"/>
+            <w:pPr>
+              <w:spacing w:after="80" w:before="80"/>
+            </w:pPr>
+            <w:r>
+              <w:rPr>
+                <w:rFonts w:ascii="Arial" w:cs="Arial" w:eastAsia="Arial" w:hAnsi="Arial"/>
+                <w:b/>
+                <w:bCs/>
+                <w:i w:val="false"/>
+                <w:iCs w:val="false"/>
+                <w:color w:val="000000"/>
+                <w:sz w:val="22"/>
+                <w:szCs w:val="22"/>
               </w:rPr>
               <w:t xml:space="preserve">Guided Practice</w:t>
+            </w:r>
+            <w:r>
+              <w:rPr>
+                <w:rFonts w:ascii="Arial" w:cs="Arial" w:eastAsia="Arial" w:hAnsi="Arial"/>
+                <w:sz w:val="20"/>
+                <w:szCs w:val="20"/>
+              </w:rPr>
+              <w:br/>
+              <w:t xml:space="preserve"/>
+            </w:r>
+            <w:r>
+              <w:rPr>
+                <w:rFonts w:ascii="Arial" w:cs="Arial" w:eastAsia="Arial" w:hAnsi="Arial"/>
+                <w:sz w:val="20"/>
+                <w:szCs w:val="20"/>
+              </w:rPr>
+              <w:br/>
+              <w:t xml:space="preserve"/>
+            </w:r>
+            <w:r>
+              <w:rPr>
+                <w:rFonts w:ascii="Arial" w:cs="Arial" w:eastAsia="Arial" w:hAnsi="Arial"/>
+                <w:b w:val="false"/>
+                <w:bCs w:val="false"/>
+                <w:i w:val="false"/>
+                <w:iCs w:val="false"/>
+                <w:color w:val="000000"/>
+                <w:sz w:val="20"/>
+                <w:szCs w:val="20"/>
+              </w:rPr>
+              <w:t xml:space="preserve">Activity: Complex JSON Processing</w:t>
+            </w:r>
+            <w:r>
+              <w:rPr>
+                <w:rFonts w:ascii="Arial" w:cs="Arial" w:eastAsia="Arial" w:hAnsi="Arial"/>
+                <w:sz w:val="20"/>
+                <w:szCs w:val="20"/>
+              </w:rPr>
+              <w:br/>
+              <w:t xml:space="preserve"/>
+            </w:r>
+            <w:r>
+              <w:rPr>
+                <w:rFonts w:ascii="Arial" w:cs="Arial" w:eastAsia="Arial" w:hAnsi="Arial"/>
+                <w:sz w:val="20"/>
+                <w:szCs w:val="20"/>
+              </w:rPr>
+              <w:br/>
+              <w:t xml:space="preserve"/>
+            </w:r>
+            <w:r>
+              <w:rPr>
+                <w:rFonts w:ascii="Arial" w:cs="Arial" w:eastAsia="Arial" w:hAnsi="Arial"/>
+                <w:b w:val="false"/>
+                <w:bCs w:val="false"/>
+                <w:i/>
+                <w:iCs/>
+                <w:color w:val="555555"/>
+                <w:sz w:val="20"/>
+                <w:szCs w:val="20"/>
+              </w:rPr>
+              <w:t xml:space="preserve">→ Teacher models — students try alongside, then compare results.</w:t>
             </w:r>
           </w:p>
         </w:tc>
@@ -435,9 +942,9 @@
               <w:right w:val="single" w:color="CCCCCC" w:sz="1"/>
             </w:tcBorders>
             <w:tcMar>
-              <w:top w:type="dxa" w:w="60"/>
+              <w:top w:type="dxa" w:w="80"/>
               <w:left w:type="dxa" w:w="120"/>
-              <w:bottom w:type="dxa" w:w="60"/>
+              <w:bottom w:type="dxa" w:w="80"/>
               <w:right w:type="dxa" w:w="120"/>
             </w:tcMar>
           </w:tcPr>
@@ -450,7 +957,7 @@
                 <w:sz w:val="20"/>
                 <w:szCs w:val="20"/>
               </w:rPr>
-              <w:t xml:space="preserve">15-20 min</w:t>
+              <w:t xml:space="preserve">15–20 min</w:t>
             </w:r>
           </w:p>
         </w:tc>
@@ -464,20 +971,164 @@
               <w:right w:val="single" w:color="CCCCCC" w:sz="1"/>
             </w:tcBorders>
             <w:tcMar>
-              <w:top w:type="dxa" w:w="60"/>
+              <w:top w:type="dxa" w:w="80"/>
               <w:left w:type="dxa" w:w="120"/>
-              <w:bottom w:type="dxa" w:w="60"/>
+              <w:bottom w:type="dxa" w:w="80"/>
               <w:right w:type="dxa" w:w="120"/>
             </w:tcMar>
           </w:tcPr>
           <w:p>
-            <w:r>
-              <w:rPr>
-                <w:rFonts w:ascii="Arial" w:cs="Arial" w:eastAsia="Arial" w:hAnsi="Arial"/>
-                <w:sz w:val="20"/>
-                <w:szCs w:val="20"/>
+            <w:pPr>
+              <w:spacing w:after="80" w:before="80"/>
+            </w:pPr>
+            <w:r>
+              <w:rPr>
+                <w:rFonts w:ascii="Arial" w:cs="Arial" w:eastAsia="Arial" w:hAnsi="Arial"/>
+                <w:b/>
+                <w:bCs/>
+                <w:i w:val="false"/>
+                <w:iCs w:val="false"/>
+                <w:color w:val="000000"/>
+                <w:sz w:val="22"/>
+                <w:szCs w:val="22"/>
               </w:rPr>
               <w:t xml:space="preserve">Independent Practice / Code Along</w:t>
+            </w:r>
+            <w:r>
+              <w:rPr>
+                <w:rFonts w:ascii="Arial" w:cs="Arial" w:eastAsia="Arial" w:hAnsi="Arial"/>
+                <w:sz w:val="20"/>
+                <w:szCs w:val="20"/>
+              </w:rPr>
+              <w:br/>
+              <w:t xml:space="preserve"/>
+            </w:r>
+            <w:r>
+              <w:rPr>
+                <w:rFonts w:ascii="Arial" w:cs="Arial" w:eastAsia="Arial" w:hAnsi="Arial"/>
+                <w:b/>
+                <w:bCs/>
+                <w:i w:val="false"/>
+                <w:iCs w:val="false"/>
+                <w:color w:val="000000"/>
+                <w:sz w:val="20"/>
+                <w:szCs w:val="20"/>
+              </w:rPr>
+              <w:t xml:space="preserve">    Beginner: </w:t>
+            </w:r>
+            <w:r>
+              <w:rPr>
+                <w:rFonts w:ascii="Arial" w:cs="Arial" w:eastAsia="Arial" w:hAnsi="Arial"/>
+                <w:b w:val="false"/>
+                <w:bCs w:val="false"/>
+                <w:i w:val="false"/>
+                <w:iCs w:val="false"/>
+                <w:color w:val="000000"/>
+                <w:sz w:val="20"/>
+                <w:szCs w:val="20"/>
+              </w:rPr>
+              <w:t xml:space="preserve">Read nested JSON and access a value 2 levels deep.</w:t>
+            </w:r>
+            <w:r>
+              <w:rPr>
+                <w:rFonts w:ascii="Arial" w:cs="Arial" w:eastAsia="Arial" w:hAnsi="Arial"/>
+                <w:sz w:val="20"/>
+                <w:szCs w:val="20"/>
+              </w:rPr>
+              <w:br/>
+              <w:t xml:space="preserve"/>
+            </w:r>
+            <w:r>
+              <w:rPr>
+                <w:rFonts w:ascii="Arial" w:cs="Arial" w:eastAsia="Arial" w:hAnsi="Arial"/>
+                <w:b/>
+                <w:bCs/>
+                <w:i w:val="false"/>
+                <w:iCs w:val="false"/>
+                <w:color w:val="000000"/>
+                <w:sz w:val="20"/>
+                <w:szCs w:val="20"/>
+              </w:rPr>
+              <w:t xml:space="preserve">    Intermediate: </w:t>
+            </w:r>
+            <w:r>
+              <w:rPr>
+                <w:rFonts w:ascii="Arial" w:cs="Arial" w:eastAsia="Arial" w:hAnsi="Arial"/>
+                <w:b w:val="false"/>
+                <w:bCs w:val="false"/>
+                <w:i w:val="false"/>
+                <w:iCs w:val="false"/>
+                <w:color w:val="000000"/>
+                <w:sz w:val="20"/>
+                <w:szCs w:val="20"/>
+              </w:rPr>
+              <w:t xml:space="preserve">Read JSON with nested arrays and iterate through all items to calculate a sum/average.</w:t>
+            </w:r>
+            <w:r>
+              <w:rPr>
+                <w:rFonts w:ascii="Arial" w:cs="Arial" w:eastAsia="Arial" w:hAnsi="Arial"/>
+                <w:sz w:val="20"/>
+                <w:szCs w:val="20"/>
+              </w:rPr>
+              <w:br/>
+              <w:t xml:space="preserve"/>
+            </w:r>
+            <w:r>
+              <w:rPr>
+                <w:rFonts w:ascii="Arial" w:cs="Arial" w:eastAsia="Arial" w:hAnsi="Arial"/>
+                <w:b/>
+                <w:bCs/>
+                <w:i w:val="false"/>
+                <w:iCs w:val="false"/>
+                <w:color w:val="000000"/>
+                <w:sz w:val="20"/>
+                <w:szCs w:val="20"/>
+              </w:rPr>
+              <w:t xml:space="preserve">    Challenge: </w:t>
+            </w:r>
+            <w:r>
+              <w:rPr>
+                <w:rFonts w:ascii="Arial" w:cs="Arial" w:eastAsia="Arial" w:hAnsi="Arial"/>
+                <w:b w:val="false"/>
+                <w:bCs w:val="false"/>
+                <w:i w:val="false"/>
+                <w:iCs w:val="false"/>
+                <w:color w:val="000000"/>
+                <w:sz w:val="20"/>
+                <w:szCs w:val="20"/>
+              </w:rPr>
+              <w:t xml:space="preserve">Read complex nested JSON, filter based on multiple conditions, and export transformed results.</w:t>
+            </w:r>
+            <w:r>
+              <w:rPr>
+                <w:rFonts w:ascii="Arial" w:cs="Arial" w:eastAsia="Arial" w:hAnsi="Arial"/>
+                <w:sz w:val="20"/>
+                <w:szCs w:val="20"/>
+              </w:rPr>
+              <w:br/>
+              <w:t xml:space="preserve"/>
+            </w:r>
+            <w:r>
+              <w:rPr>
+                <w:rFonts w:ascii="Arial" w:cs="Arial" w:eastAsia="Arial" w:hAnsi="Arial"/>
+                <w:sz w:val="20"/>
+                <w:szCs w:val="20"/>
+              </w:rPr>
+              <w:br/>
+              <w:t xml:space="preserve"/>
+            </w:r>
+            <w:r>
+              <w:rPr>
+                <w:rFonts w:ascii="Arial" w:cs="Arial" w:eastAsia="Arial" w:hAnsi="Arial"/>
+                <w:b w:val="false"/>
+                <w:bCs w:val="false"/>
+                <w:i/>
+                <w:iCs/>
+                <w:color w:val="555555"/>
+                <w:sz w:val="20"/>
+                <w:szCs w:val="20"/>
+              </w:rPr>
+              <w:t xml:space="preserve">→ Teacher circulates — offer hints, check for understanding.</w:t>
             </w:r>
           </w:p>
         </w:tc>
@@ -493,9 +1144,9 @@
               <w:right w:val="single" w:color="CCCCCC" w:sz="1"/>
             </w:tcBorders>
             <w:tcMar>
-              <w:top w:type="dxa" w:w="60"/>
+              <w:top w:type="dxa" w:w="80"/>
               <w:left w:type="dxa" w:w="120"/>
-              <w:bottom w:type="dxa" w:w="60"/>
+              <w:bottom w:type="dxa" w:w="80"/>
               <w:right w:type="dxa" w:w="120"/>
             </w:tcMar>
           </w:tcPr>
@@ -522,20 +1173,90 @@
               <w:right w:val="single" w:color="CCCCCC" w:sz="1"/>
             </w:tcBorders>
             <w:tcMar>
-              <w:top w:type="dxa" w:w="60"/>
+              <w:top w:type="dxa" w:w="80"/>
               <w:left w:type="dxa" w:w="120"/>
-              <w:bottom w:type="dxa" w:w="60"/>
+              <w:bottom w:type="dxa" w:w="80"/>
               <w:right w:type="dxa" w:w="120"/>
             </w:tcMar>
           </w:tcPr>
           <w:p>
-            <w:r>
-              <w:rPr>
-                <w:rFonts w:ascii="Arial" w:cs="Arial" w:eastAsia="Arial" w:hAnsi="Arial"/>
-                <w:sz w:val="20"/>
-                <w:szCs w:val="20"/>
+            <w:pPr>
+              <w:spacing w:after="80" w:before="80"/>
+            </w:pPr>
+            <w:r>
+              <w:rPr>
+                <w:rFonts w:ascii="Arial" w:cs="Arial" w:eastAsia="Arial" w:hAnsi="Arial"/>
+                <w:b/>
+                <w:bCs/>
+                <w:i w:val="false"/>
+                <w:iCs w:val="false"/>
+                <w:color w:val="000000"/>
+                <w:sz w:val="22"/>
+                <w:szCs w:val="22"/>
               </w:rPr>
               <w:t xml:space="preserve">Exit Ticket / Wrap-Up</w:t>
+            </w:r>
+            <w:r>
+              <w:rPr>
+                <w:rFonts w:ascii="Arial" w:cs="Arial" w:eastAsia="Arial" w:hAnsi="Arial"/>
+                <w:sz w:val="20"/>
+                <w:szCs w:val="20"/>
+              </w:rPr>
+              <w:br/>
+              <w:t xml:space="preserve"/>
+            </w:r>
+            <w:r>
+              <w:rPr>
+                <w:rFonts w:ascii="Arial" w:cs="Arial" w:eastAsia="Arial" w:hAnsi="Arial"/>
+                <w:sz w:val="20"/>
+                <w:szCs w:val="20"/>
+              </w:rPr>
+              <w:br/>
+              <w:t xml:space="preserve"/>
+            </w:r>
+            <w:r>
+              <w:rPr>
+                <w:rFonts w:ascii="Arial" w:cs="Arial" w:eastAsia="Arial" w:hAnsi="Arial"/>
+                <w:b w:val="false"/>
+                <w:bCs w:val="false"/>
+                <w:i w:val="false"/>
+                <w:iCs w:val="false"/>
+                <w:color w:val="000000"/>
+                <w:sz w:val="20"/>
+                <w:szCs w:val="20"/>
+              </w:rPr>
+              <w:t xml:space="preserve">Quick Check: Access, manipulate, and process complex nested JSON structures?</w:t>
+            </w:r>
+            <w:r>
+              <w:rPr>
+                <w:rFonts w:ascii="Arial" w:cs="Arial" w:eastAsia="Arial" w:hAnsi="Arial"/>
+                <w:sz w:val="20"/>
+                <w:szCs w:val="20"/>
+              </w:rPr>
+              <w:br/>
+              <w:t xml:space="preserve"/>
+            </w:r>
+            <w:r>
+              <w:rPr>
+                <w:rFonts w:ascii="Arial" w:cs="Arial" w:eastAsia="Arial" w:hAnsi="Arial"/>
+                <w:sz w:val="20"/>
+                <w:szCs w:val="20"/>
+              </w:rPr>
+              <w:br/>
+              <w:t xml:space="preserve"/>
+            </w:r>
+            <w:r>
+              <w:rPr>
+                <w:rFonts w:ascii="Arial" w:cs="Arial" w:eastAsia="Arial" w:hAnsi="Arial"/>
+                <w:b w:val="false"/>
+                <w:bCs w:val="false"/>
+                <w:i/>
+                <w:iCs/>
+                <w:color w:val="555555"/>
+                <w:sz w:val="20"/>
+                <w:szCs w:val="20"/>
+              </w:rPr>
+              <w:t xml:space="preserve">→ 3–2–1: Name 3 things learned, 2 new vocab words, 1 question you still have.</w:t>
             </w:r>
           </w:p>
         </w:tc>
@@ -736,7 +1457,7 @@
                 <w:sz w:val="18"/>
                 <w:szCs w:val="18"/>
               </w:rPr>
-              <w:t xml:space="preserve"># Example 1: Accessing nested objects</w:t>
+              <w:t xml:space="preserve"> </w:t>
             </w:r>
           </w:p>
           <w:p>
@@ -931,7 +1652,7 @@
                 <w:sz w:val="18"/>
                 <w:szCs w:val="18"/>
               </w:rPr>
-              <w:t xml:space="preserve"># Example 2: Accessing nested arrays</w:t>
+              <w:t xml:space="preserve"> </w:t>
             </w:r>
           </w:p>
           <w:p>
@@ -1165,7 +1886,7 @@
                 <w:sz w:val="18"/>
                 <w:szCs w:val="18"/>
               </w:rPr>
-              <w:t xml:space="preserve"># Example 3: Iterating through nested arrays</w:t>
+              <w:t xml:space="preserve"> </w:t>
             </w:r>
           </w:p>
           <w:p>
@@ -1568,7 +2289,7 @@
                 <w:sz w:val="18"/>
                 <w:szCs w:val="18"/>
               </w:rPr>
-              <w:t xml:space="preserve"># Example 4: Finding values in nested structures</w:t>
+              <w:t xml:space="preserve"> </w:t>
             </w:r>
           </w:p>
           <w:p>
@@ -1737,7 +2458,7 @@
                 <w:sz w:val="18"/>
                 <w:szCs w:val="18"/>
               </w:rPr>
-              <w:t xml:space="preserve"># Example 5: Modifying nested data</w:t>
+              <w:t xml:space="preserve"> </w:t>
             </w:r>
           </w:p>
           <w:p>
@@ -1802,7 +2523,7 @@
                 <w:sz w:val="18"/>
                 <w:szCs w:val="18"/>
               </w:rPr>
-              <w:t xml:space="preserve"># Add a new score</w:t>
+              <w:t xml:space="preserve"> </w:t>
             </w:r>
           </w:p>
           <w:p>
@@ -1841,7 +2562,7 @@
                 <w:sz w:val="18"/>
                 <w:szCs w:val="18"/>
               </w:rPr>
-              <w:t xml:space="preserve"># Update name</w:t>
+              <w:t xml:space="preserve"> </w:t>
             </w:r>
           </w:p>
           <w:p>
@@ -1932,7 +2653,7 @@
                 <w:sz w:val="18"/>
                 <w:szCs w:val="18"/>
               </w:rPr>
-              <w:t xml:space="preserve"># Example 6: Computing statistics from nested data</w:t>
+              <w:t xml:space="preserve"> </w:t>
             </w:r>
           </w:p>
           <w:p>
@@ -2426,7 +3147,7 @@
                 <w:sz w:val="18"/>
                 <w:szCs w:val="18"/>
               </w:rPr>
-              <w:t xml:space="preserve"># Example 7: Filtering nested data</w:t>
+              <w:t xml:space="preserve"> </w:t>
             </w:r>
           </w:p>
           <w:p>
@@ -2751,7 +3472,7 @@
                 <w:sz w:val="18"/>
                 <w:szCs w:val="18"/>
               </w:rPr>
-              <w:t xml:space="preserve"># Find all A grades (90+)</w:t>
+              <w:t xml:space="preserve"> </w:t>
             </w:r>
           </w:p>
           <w:p>
@@ -2946,7 +3667,7 @@
                 <w:sz w:val="18"/>
                 <w:szCs w:val="18"/>
               </w:rPr>
-              <w:t xml:space="preserve"># Example 8: Transforming nested data</w:t>
+              <w:t xml:space="preserve"> </w:t>
             </w:r>
           </w:p>
           <w:p>
@@ -3102,7 +3823,7 @@
                 <w:sz w:val="18"/>
                 <w:szCs w:val="18"/>
               </w:rPr>
-              <w:t xml:space="preserve"># Group by category</w:t>
+              <w:t xml:space="preserve"> </w:t>
             </w:r>
           </w:p>
           <w:p>
@@ -3258,7 +3979,7 @@
                 <w:sz w:val="18"/>
                 <w:szCs w:val="18"/>
               </w:rPr>
-              <w:t xml:space="preserve"># Example 9: Deep access with safety</w:t>
+              <w:t xml:space="preserve"> </w:t>
             </w:r>
           </w:p>
           <w:p>
@@ -3518,7 +4239,7 @@
                 <w:sz w:val="18"/>
                 <w:szCs w:val="18"/>
               </w:rPr>
-              <w:t xml:space="preserve"># Example 10: Flattening nested JSON</w:t>
+              <w:t xml:space="preserve"> </w:t>
             </w:r>
           </w:p>
           <w:p>
@@ -4235,7 +4956,7 @@
                 <w:sz w:val="18"/>
                 <w:szCs w:val="18"/>
               </w:rPr>
-              <w:t xml:space="preserve"># Calculate average per class</w:t>
+              <w:t xml:space="preserve"> </w:t>
             </w:r>
           </w:p>
           <w:p>
@@ -4313,7 +5034,7 @@
                 <w:sz w:val="18"/>
                 <w:szCs w:val="18"/>
               </w:rPr>
-              <w:t xml:space="preserve"># Find honors students (90+)</w:t>
+              <w:t xml:space="preserve"> </w:t>
             </w:r>
           </w:p>
           <w:p>
@@ -4523,7 +5244,7 @@
                 <w:sz w:val="18"/>
                 <w:szCs w:val="18"/>
               </w:rPr>
-              <w:t xml:space="preserve"># Problem 1</w:t>
+              <w:t xml:space="preserve"> </w:t>
             </w:r>
           </w:p>
           <w:p>
@@ -4601,7 +5322,7 @@
                 <w:sz w:val="18"/>
                 <w:szCs w:val="18"/>
               </w:rPr>
-              <w:t xml:space="preserve"># Problem 2</w:t>
+              <w:t xml:space="preserve"> </w:t>
             </w:r>
           </w:p>
           <w:p>
@@ -4835,7 +5556,7 @@
                 <w:sz w:val="18"/>
                 <w:szCs w:val="18"/>
               </w:rPr>
-              <w:t xml:space="preserve"># Problem 3</w:t>
+              <w:t xml:space="preserve"> </w:t>
             </w:r>
           </w:p>
           <w:p>
@@ -5004,7 +5725,7 @@
                 <w:sz w:val="18"/>
                 <w:szCs w:val="18"/>
               </w:rPr>
-              <w:t xml:space="preserve"># Filter CS majors with GPA &gt;= 3.8</w:t>
+              <w:t xml:space="preserve"> </w:t>
             </w:r>
           </w:p>
           <w:p>
@@ -5254,76 +5975,7 @@
           <w:sz w:val="20"/>
           <w:szCs w:val="20"/>
         </w:rPr>
-        <w:t xml:space="preserve">Challenge: Read complex nested JSON, filter based on multiple conditions, and export transformed results. &lt;details&gt; &lt;summary&gt;💡 Hints&lt;/summary&gt;</w:t>
-      </w:r>
-    </w:p>
-    <w:p>
-      <w:pPr>
-        <w:spacing w:after="80"/>
-      </w:pPr>
-      <w:r>
-        <w:rPr>
-          <w:rFonts w:ascii="Arial" w:cs="Arial" w:eastAsia="Arial" w:hAnsi="Arial"/>
-          <w:b/>
-          <w:bCs/>
-          <w:sz w:val="20"/>
-          <w:szCs w:val="20"/>
-        </w:rPr>
-        <w:t xml:space="preserve">Problem 4: </w:t>
-      </w:r>
-      <w:r>
-        <w:rPr>
-          <w:rFonts w:ascii="Arial" w:cs="Arial" w:eastAsia="Arial" w:hAnsi="Arial"/>
-          <w:sz w:val="20"/>
-          <w:szCs w:val="20"/>
-        </w:rPr>
-        <w:t xml:space="preserve">: - Use bracket notation: data['key1']['key2']. - Print or use the value.</w:t>
-      </w:r>
-    </w:p>
-    <w:p>
-      <w:pPr>
-        <w:spacing w:after="80"/>
-      </w:pPr>
-      <w:r>
-        <w:rPr>
-          <w:rFonts w:ascii="Arial" w:cs="Arial" w:eastAsia="Arial" w:hAnsi="Arial"/>
-          <w:b/>
-          <w:bCs/>
-          <w:sz w:val="20"/>
-          <w:szCs w:val="20"/>
-        </w:rPr>
-        <w:t xml:space="preserve">Problem 5: </w:t>
-      </w:r>
-      <w:r>
-        <w:rPr>
-          <w:rFonts w:ascii="Arial" w:cs="Arial" w:eastAsia="Arial" w:hAnsi="Arial"/>
-          <w:sz w:val="20"/>
-          <w:szCs w:val="20"/>
-        </w:rPr>
-        <w:t xml:space="preserve">: - Use nested loops to traverse arrays. - Collect values into a list. - Calculate sum/average.</w:t>
-      </w:r>
-    </w:p>
-    <w:p>
-      <w:pPr>
-        <w:spacing w:after="80"/>
-      </w:pPr>
-      <w:r>
-        <w:rPr>
-          <w:rFonts w:ascii="Arial" w:cs="Arial" w:eastAsia="Arial" w:hAnsi="Arial"/>
-          <w:b/>
-          <w:bCs/>
-          <w:sz w:val="20"/>
-          <w:szCs w:val="20"/>
-        </w:rPr>
-        <w:t xml:space="preserve">Problem 6: </w:t>
-      </w:r>
-      <w:r>
-        <w:rPr>
-          <w:rFonts w:ascii="Arial" w:cs="Arial" w:eastAsia="Arial" w:hAnsi="Arial"/>
-          <w:sz w:val="20"/>
-          <w:szCs w:val="20"/>
-        </w:rPr>
-        <w:t xml:space="preserve">: - Use nested loops with conditions. - Transform data as needed. - Output in desired format. &lt;/details&gt;</w:t>
+        <w:t xml:space="preserve">Challenge: Read complex nested JSON, filter based on multiple conditions, and export transformed results.</w:t>
       </w:r>
     </w:p>
     <w:p>

--- a/Coding 2 - year/Unit 4 - File IO & Data Processing/Daily Lesson Plans/Word/Day 18.docx
+++ b/Coding 2 - year/Unit 4 - File IO & Data Processing/Daily Lesson Plans/Word/Day 18.docx
@@ -380,7 +380,7 @@
                 <w:sz w:val="20"/>
                 <w:szCs w:val="20"/>
               </w:rPr>
-              <w:t xml:space="preserve">    In your own words: Access, manipulate, and process complex nested JSON structures?</w:t>
+              <w:t xml:space="preserve">    Think about Working with Nested JSON Data. Where might you use this in a real project, and why would it matter?</w:t>
             </w:r>
             <w:r>
               <w:rPr>
@@ -477,7 +477,7 @@
                 <w:sz w:val="20"/>
                 <w:szCs w:val="20"/>
               </w:rPr>
-              <w:t xml:space="preserve">Today's Goal: By the end of class you will be able to access, manipulate, and process complex nested JSON structures.</w:t>
+              <w:t xml:space="preserve">Today’s Goal: By the end of class you will be able to access, manipulate, and process complex nested JSON structures.</w:t>
             </w:r>
             <w:r>
               <w:rPr>
@@ -1225,7 +1225,7 @@
                 <w:sz w:val="20"/>
                 <w:szCs w:val="20"/>
               </w:rPr>
-              <w:t xml:space="preserve">Quick Check: Access, manipulate, and process complex nested JSON structures?</w:t>
+              <w:t xml:space="preserve">What is one important thing you learned about Working with Nested JSON Data today? How would you explain it to someone?</w:t>
             </w:r>
             <w:r>
               <w:rPr>
